--- a/PriceBook/Counter Sheets/Rainbow_Sheet_04_Bindery.docx
+++ b/PriceBook/Counter Sheets/Rainbow_Sheet_04_Bindery.docx
@@ -58,7 +58,7 @@
           </w:tcPr>
           <w:p>
             <w:pPr>
-              <w:spacing w:before="0" w:after="140"/>
+              <w:spacing w:before="0" w:after="120"/>
               <w:jc w:val="left"/>
             </w:pPr>
             <w:r>
@@ -77,7 +77,7 @@
           </w:tcPr>
           <w:p>
             <w:pPr>
-              <w:spacing w:before="0" w:after="140"/>
+              <w:spacing w:before="0" w:after="120"/>
               <w:jc w:val="left"/>
             </w:pPr>
             <w:r>
@@ -101,7 +101,7 @@
           </w:tcPr>
           <w:p>
             <w:pPr>
-              <w:spacing w:before="0" w:after="140"/>
+              <w:spacing w:before="0" w:after="120"/>
               <w:jc w:val="left"/>
             </w:pPr>
             <w:r>
@@ -133,7 +133,7 @@
           </w:p>
           <w:p>
             <w:pPr>
-              <w:spacing w:before="0" w:after="140"/>
+              <w:spacing w:before="0" w:after="120"/>
               <w:jc w:val="left"/>
             </w:pPr>
             <w:r>
@@ -157,7 +157,7 @@
           </w:tcPr>
           <w:p>
             <w:pPr>
-              <w:spacing w:before="0" w:after="140"/>
+              <w:spacing w:before="0" w:after="120"/>
               <w:jc w:val="left"/>
             </w:pPr>
             <w:r>
@@ -189,7 +189,7 @@
           </w:p>
           <w:p>
             <w:pPr>
-              <w:spacing w:before="0" w:after="140"/>
+              <w:spacing w:before="0" w:after="120"/>
               <w:jc w:val="left"/>
             </w:pPr>
             <w:r>
@@ -213,7 +213,7 @@
           </w:tcPr>
           <w:p>
             <w:pPr>
-              <w:spacing w:before="0" w:after="140"/>
+              <w:spacing w:before="0" w:after="120"/>
               <w:jc w:val="left"/>
             </w:pPr>
             <w:r>
@@ -245,7 +245,7 @@
           </w:p>
           <w:p>
             <w:pPr>
-              <w:spacing w:before="0" w:after="140"/>
+              <w:spacing w:before="0" w:after="120"/>
               <w:jc w:val="left"/>
             </w:pPr>
             <w:r>
@@ -269,7 +269,7 @@
           </w:tcPr>
           <w:p>
             <w:pPr>
-              <w:spacing w:before="0" w:after="140"/>
+              <w:spacing w:before="0" w:after="120"/>
               <w:jc w:val="left"/>
             </w:pPr>
             <w:r>
@@ -314,7 +314,7 @@
           </w:p>
           <w:p>
             <w:pPr>
-              <w:spacing w:before="0" w:after="140"/>
+              <w:spacing w:before="0" w:after="120"/>
               <w:jc w:val="left"/>
             </w:pPr>
             <w:r>
@@ -338,7 +338,7 @@
           </w:tcPr>
           <w:p>
             <w:pPr>
-              <w:spacing w:before="0" w:after="140"/>
+              <w:spacing w:before="0" w:after="120"/>
               <w:jc w:val="left"/>
             </w:pPr>
             <w:r>
@@ -383,7 +383,7 @@
           </w:p>
           <w:p>
             <w:pPr>
-              <w:spacing w:before="0" w:after="140"/>
+              <w:spacing w:before="0" w:after="120"/>
               <w:jc w:val="left"/>
             </w:pPr>
             <w:r>
@@ -407,7 +407,7 @@
           </w:tcPr>
           <w:p>
             <w:pPr>
-              <w:spacing w:before="0" w:after="140"/>
+              <w:spacing w:before="0" w:after="120"/>
               <w:jc w:val="left"/>
             </w:pPr>
             <w:r>
@@ -426,7 +426,7 @@
           </w:tcPr>
           <w:p>
             <w:pPr>
-              <w:spacing w:before="0" w:after="140"/>
+              <w:spacing w:before="0" w:after="120"/>
               <w:jc w:val="left"/>
             </w:pPr>
             <w:r>
@@ -450,7 +450,7 @@
           </w:tcPr>
           <w:p>
             <w:pPr>
-              <w:spacing w:before="0" w:after="140"/>
+              <w:spacing w:before="0" w:after="120"/>
               <w:jc w:val="left"/>
             </w:pPr>
             <w:r>
@@ -469,7 +469,7 @@
           </w:tcPr>
           <w:p>
             <w:pPr>
-              <w:spacing w:before="0" w:after="140"/>
+              <w:spacing w:before="0" w:after="120"/>
               <w:jc w:val="left"/>
             </w:pPr>
             <w:r>
@@ -493,7 +493,7 @@
           </w:tcPr>
           <w:p>
             <w:pPr>
-              <w:spacing w:before="0" w:after="140"/>
+              <w:spacing w:before="0" w:after="120"/>
               <w:jc w:val="left"/>
             </w:pPr>
             <w:r>
@@ -512,7 +512,7 @@
           </w:tcPr>
           <w:p>
             <w:pPr>
-              <w:spacing w:before="0" w:after="140"/>
+              <w:spacing w:before="0" w:after="120"/>
               <w:jc w:val="left"/>
             </w:pPr>
             <w:r>
@@ -521,6 +521,49 @@
                 <w:sz w:val="26"/>
               </w:rPr>
               <w:t>5¢ per staple</w:t>
+            </w:r>
+          </w:p>
+        </w:tc>
+      </w:tr>
+      <w:tr>
+        <w:trPr>
+          <w:cantSplit/>
+        </w:trPr>
+        <w:tc>
+          <w:tcPr>
+            <w:tcW w:type="dxa" w:w="3672"/>
+            <w:vAlign w:val="top"/>
+          </w:tcPr>
+          <w:p>
+            <w:pPr>
+              <w:spacing w:before="0" w:after="120"/>
+              <w:jc w:val="left"/>
+            </w:pPr>
+            <w:r>
+              <w:rPr>
+                <w:rFonts w:ascii="Arial" w:hAnsi="Arial" w:cs="Arial" w:eastAsia="Arial"/>
+                <w:sz w:val="26"/>
+              </w:rPr>
+              <w:t>Separator sheets</w:t>
+            </w:r>
+          </w:p>
+        </w:tc>
+        <w:tc>
+          <w:tcPr>
+            <w:tcW w:type="dxa" w:w="6552"/>
+            <w:vAlign w:val="top"/>
+          </w:tcPr>
+          <w:p>
+            <w:pPr>
+              <w:spacing w:before="0" w:after="120"/>
+              <w:jc w:val="left"/>
+            </w:pPr>
+            <w:r>
+              <w:rPr>
+                <w:rFonts w:ascii="Arial" w:hAnsi="Arial" w:cs="Arial" w:eastAsia="Arial"/>
+                <w:sz w:val="26"/>
+              </w:rPr>
+              <w:t>.20 per sheet</w:t>
             </w:r>
           </w:p>
         </w:tc>
@@ -549,7 +592,7 @@
           </w:p>
           <w:p>
             <w:pPr>
-              <w:spacing w:before="0" w:after="140"/>
+              <w:spacing w:before="0" w:after="120"/>
               <w:jc w:val="left"/>
             </w:pPr>
             <w:r>
@@ -581,7 +624,7 @@
           </w:p>
           <w:p>
             <w:pPr>
-              <w:spacing w:before="0" w:after="140"/>
+              <w:spacing w:before="0" w:after="120"/>
               <w:jc w:val="left"/>
             </w:pPr>
             <w:r>
@@ -605,7 +648,7 @@
           </w:tcPr>
           <w:p>
             <w:pPr>
-              <w:spacing w:before="0" w:after="140"/>
+              <w:spacing w:before="0" w:after="120"/>
               <w:jc w:val="left"/>
             </w:pPr>
             <w:r>
@@ -637,7 +680,7 @@
           </w:p>
           <w:p>
             <w:pPr>
-              <w:spacing w:before="0" w:after="140"/>
+              <w:spacing w:before="0" w:after="120"/>
               <w:jc w:val="left"/>
             </w:pPr>
             <w:r>
@@ -873,7 +916,7 @@
           </w:tcPr>
           <w:p>
             <w:pPr>
-              <w:spacing w:before="0" w:after="140"/>
+              <w:spacing w:before="0" w:after="120"/>
               <w:ind w:left="792"/>
               <w:jc w:val="left"/>
             </w:pPr>
@@ -893,7 +936,7 @@
           </w:tcPr>
           <w:p>
             <w:pPr>
-              <w:spacing w:before="0" w:after="140"/>
+              <w:spacing w:before="0" w:after="120"/>
               <w:jc w:val="left"/>
             </w:pPr>
             <w:r>
@@ -917,7 +960,7 @@
           </w:tcPr>
           <w:p>
             <w:pPr>
-              <w:spacing w:before="0" w:after="140"/>
+              <w:spacing w:before="0" w:after="120"/>
               <w:jc w:val="left"/>
             </w:pPr>
             <w:r>
@@ -936,7 +979,7 @@
           </w:tcPr>
           <w:p>
             <w:pPr>
-              <w:spacing w:before="0" w:after="140"/>
+              <w:spacing w:before="0" w:after="120"/>
               <w:jc w:val="left"/>
             </w:pPr>
             <w:r>
@@ -973,7 +1016,7 @@
           </w:p>
           <w:p>
             <w:pPr>
-              <w:spacing w:before="0" w:after="140"/>
+              <w:spacing w:before="0" w:after="120"/>
               <w:jc w:val="left"/>
             </w:pPr>
             <w:r>
@@ -992,7 +1035,7 @@
           </w:tcPr>
           <w:p>
             <w:pPr>
-              <w:spacing w:before="0" w:after="140"/>
+              <w:spacing w:before="0" w:after="120"/>
               <w:jc w:val="left"/>
             </w:pPr>
             <w:r>
@@ -1016,7 +1059,7 @@
           </w:tcPr>
           <w:p>
             <w:pPr>
-              <w:spacing w:before="0" w:after="140"/>
+              <w:spacing w:before="0" w:after="120"/>
               <w:jc w:val="left"/>
             </w:pPr>
             <w:r>
@@ -1061,7 +1104,7 @@
           </w:p>
           <w:p>
             <w:pPr>
-              <w:spacing w:before="0" w:after="140"/>
+              <w:spacing w:before="0" w:after="120"/>
               <w:jc w:val="left"/>
             </w:pPr>
             <w:r>
@@ -1085,7 +1128,7 @@
           </w:tcPr>
           <w:p>
             <w:pPr>
-              <w:spacing w:before="0" w:after="140"/>
+              <w:spacing w:before="0" w:after="120"/>
               <w:jc w:val="left"/>
             </w:pPr>
             <w:r>
@@ -1104,7 +1147,7 @@
           </w:tcPr>
           <w:p>
             <w:pPr>
-              <w:spacing w:before="0" w:after="140"/>
+              <w:spacing w:before="0" w:after="120"/>
               <w:jc w:val="left"/>
             </w:pPr>
             <w:r>
@@ -1128,7 +1171,7 @@
           </w:tcPr>
           <w:p>
             <w:pPr>
-              <w:spacing w:before="0" w:after="140"/>
+              <w:spacing w:before="0" w:after="120"/>
               <w:jc w:val="left"/>
             </w:pPr>
             <w:r>
@@ -1147,7 +1190,7 @@
           </w:tcPr>
           <w:p>
             <w:pPr>
-              <w:spacing w:before="0" w:after="140"/>
+              <w:spacing w:before="0" w:after="120"/>
               <w:jc w:val="left"/>
             </w:pPr>
             <w:r>
@@ -1171,7 +1214,7 @@
           </w:tcPr>
           <w:p>
             <w:pPr>
-              <w:spacing w:before="0" w:after="140"/>
+              <w:spacing w:before="0" w:after="120"/>
               <w:jc w:val="left"/>
             </w:pPr>
             <w:r>
@@ -1190,7 +1233,7 @@
           </w:tcPr>
           <w:p>
             <w:pPr>
-              <w:spacing w:before="0" w:after="140"/>
+              <w:spacing w:before="0" w:after="120"/>
               <w:jc w:val="left"/>
             </w:pPr>
             <w:r>
@@ -1228,7 +1271,7 @@
         <w:color w:val="666666"/>
         <w:sz w:val="12"/>
       </w:rPr>
-      <w:t>Rev. 2026-10-01</w:t>
+      <w:t>Rev. 2026-10-21</w:t>
     </w:r>
   </w:p>
 </w:ftr>
